--- a/docs/contracts/Arbeitsvertrag_Minijob_하마필름.docx
+++ b/docs/contracts/Arbeitsvertrag_Minijob_하마필름.docx
@@ -689,7 +689,7 @@
           <w:sz w:val="21"/>
           <w:szCs w:val="21"/>
         </w:rPr>
-        <w:t xml:space="preserve">§ 7 Urlaub</w:t>
+        <w:t xml:space="preserve">§ 7 Feiertage</w:t>
       </w:r>
       <w:r>
         <w:rPr>
@@ -700,22 +700,22 @@
           <w:sz w:val="19"/>
           <w:szCs w:val="19"/>
         </w:rPr>
-        <w:t xml:space="preserve">   § 7 연차휴가</w:t>
-      </w:r>
-    </w:p>
-    <w:p>
-      <w:pPr>
-        <w:spacing w:after="60" w:line="264"/>
-      </w:pPr>
-      <w:r>
-        <w:rPr>
-          <w:rFonts w:ascii="Calibri" w:eastAsia="Malgun Gothic" w:hAnsi="Calibri"/>
-          <w:b w:val="false"/>
-          <w:bCs w:val="false"/>
-          <w:sz w:val="20"/>
-          <w:szCs w:val="20"/>
-        </w:rPr>
-        <w:t xml:space="preserve">Der/Die Arbeitnehmer/in hat Anspruch auf ____ Arbeitstage bezahlten Erholungsurlaub pro Kalenderjahr, mindestens jedoch auf den gesetzlichen Mindesturlaub nach dem Bundesurlaubsgesetz (anteilig nach wöchentlichen Arbeitstagen).</w:t>
+        <w:t xml:space="preserve">   § 7 공휴일</w:t>
+      </w:r>
+    </w:p>
+    <w:p>
+      <w:pPr>
+        <w:spacing w:after="60" w:line="264"/>
+      </w:pPr>
+      <w:r>
+        <w:rPr>
+          <w:rFonts w:ascii="Calibri" w:eastAsia="Malgun Gothic" w:hAnsi="Calibri"/>
+          <w:b w:val="false"/>
+          <w:bCs w:val="false"/>
+          <w:sz w:val="20"/>
+          <w:szCs w:val="20"/>
+        </w:rPr>
+        <w:t xml:space="preserve">Für Arbeitszeit, die infolge eines gesetzlichen Feiertags ausfällt, gilt die gesetzliche Regelung (§ 2 EFZG).</w:t>
       </w:r>
     </w:p>
     <w:p>
@@ -729,7 +729,7 @@
           <w:sz w:val="18"/>
           <w:szCs w:val="18"/>
         </w:rPr>
-        <w:t xml:space="preserve">근로자는 연간 기재 일수의 유급휴가를 가지며, 최소한 독일 연방휴가법상 법정 최소휴가(주당 근무일수에 비례) 이상이어야 한다. 미니잡도 유급휴가 대상이다.</w:t>
+        <w:t xml:space="preserve">근무 예정일이 법정 공휴일이라 근무가 없게 된 경우 법정 규정(§ 2 EFZG)에 따른다.</w:t>
       </w:r>
     </w:p>
     <w:p>
@@ -744,7 +744,7 @@
           <w:sz w:val="21"/>
           <w:szCs w:val="21"/>
         </w:rPr>
-        <w:t xml:space="preserve">§ 8 Arbeitsverhinderung, Krankheit und Feiertage</w:t>
+        <w:t xml:space="preserve">§ 8 Arbeitszeitaufzeichnung</w:t>
       </w:r>
       <w:r>
         <w:rPr>
@@ -755,22 +755,22 @@
           <w:sz w:val="19"/>
           <w:szCs w:val="19"/>
         </w:rPr>
-        <w:t xml:space="preserve">   § 8 결근·질병·공휴일</w:t>
-      </w:r>
-    </w:p>
-    <w:p>
-      <w:pPr>
-        <w:spacing w:after="60" w:line="264"/>
-      </w:pPr>
-      <w:r>
-        <w:rPr>
-          <w:rFonts w:ascii="Calibri" w:eastAsia="Malgun Gothic" w:hAnsi="Calibri"/>
-          <w:b w:val="false"/>
-          <w:bCs w:val="false"/>
-          <w:sz w:val="20"/>
-          <w:szCs w:val="20"/>
-        </w:rPr>
-        <w:t xml:space="preserve">Bei Arbeitsunfähigkeit infolge Krankheit besteht Anspruch auf Entgeltfortzahlung nach dem Entgeltfortzahlungsgesetz (bis zu sechs Wochen). Die Arbeitsunfähigkeit ist dem Arbeitgeber unverzüglich mitzuteilen; eine ärztliche Bescheinigung ist spätestens am vierten Kalendertag vorzulegen, auf Verlangen früher. Für Arbeitszeit, die infolge eines gesetzlichen Feiertags ausfällt, wird das Entgelt nach § 2 EFZG fortgezahlt.</w:t>
+        <w:t xml:space="preserve">   § 8 근무시간 기록</w:t>
+      </w:r>
+    </w:p>
+    <w:p>
+      <w:pPr>
+        <w:spacing w:after="60" w:line="264"/>
+      </w:pPr>
+      <w:r>
+        <w:rPr>
+          <w:rFonts w:ascii="Calibri" w:eastAsia="Malgun Gothic" w:hAnsi="Calibri"/>
+          <w:b w:val="false"/>
+          <w:bCs w:val="false"/>
+          <w:sz w:val="20"/>
+          <w:szCs w:val="20"/>
+        </w:rPr>
+        <w:t xml:space="preserve">Beginn, Ende und Dauer der täglichen Arbeitszeit werden gemäß § 17 MiLoG spätestens sieben Tage nach der Arbeitsleistung aufgezeichnet (Dienstplan-/Kassensystem des Arbeitgebers bzw. Stundenzettel). Der/Die Arbeitnehmer/in wirkt an der Aufzeichnung mit und bestätigt sie auf Verlangen durch Unterschrift.</w:t>
       </w:r>
     </w:p>
     <w:p>
@@ -784,7 +784,7 @@
           <w:sz w:val="18"/>
           <w:szCs w:val="18"/>
         </w:rPr>
-        <w:t xml:space="preserve">질병으로 일할 수 없는 경우 독일 임금계속지급법에 따라 최대 6주까지 유급 병가가 인정된다(미니잡 포함). 아프면 즉시 알리고, 늦어도 4일째에는 진단서를 제출한다(사용자가 요구하면 더 일찍). 근무 예정일이 법정 공휴일이라 근무가 없게 된 경우에도 해당 임금은 지급된다.</w:t>
+        <w:t xml:space="preserve">독일 최저임금법 § 17에 따라 매일의 근무 시작·종료·시간을 늦어도 7일 이내에 기록해야 한다(사용자의 스케줄/포스 시스템 또는 근무시간 기록표 사용). 근로자는 기록에 협조하고 요청 시 서명으로 확인한다.</w:t>
       </w:r>
     </w:p>
     <w:p>
@@ -799,7 +799,7 @@
           <w:sz w:val="21"/>
           <w:szCs w:val="21"/>
         </w:rPr>
-        <w:t xml:space="preserve">§ 9 Arbeitszeitaufzeichnung</w:t>
+        <w:t xml:space="preserve">§ 9 Kassenführung, Verschwiegenheit und Eigentum</w:t>
       </w:r>
       <w:r>
         <w:rPr>
@@ -810,22 +810,22 @@
           <w:sz w:val="19"/>
           <w:szCs w:val="19"/>
         </w:rPr>
-        <w:t xml:space="preserve">   § 9 근무시간 기록</w:t>
-      </w:r>
-    </w:p>
-    <w:p>
-      <w:pPr>
-        <w:spacing w:after="60" w:line="264"/>
-      </w:pPr>
-      <w:r>
-        <w:rPr>
-          <w:rFonts w:ascii="Calibri" w:eastAsia="Malgun Gothic" w:hAnsi="Calibri"/>
-          <w:b w:val="false"/>
-          <w:bCs w:val="false"/>
-          <w:sz w:val="20"/>
-          <w:szCs w:val="20"/>
-        </w:rPr>
-        <w:t xml:space="preserve">Beginn, Ende und Dauer der täglichen Arbeitszeit werden gemäß § 17 MiLoG spätestens sieben Tage nach der Arbeitsleistung aufgezeichnet (Dienstplan-/Kassensystem des Arbeitgebers bzw. Stundenzettel). Der/Die Arbeitnehmer/in wirkt an der Aufzeichnung mit und bestätigt sie auf Verlangen durch Unterschrift.</w:t>
+        <w:t xml:space="preserve">   § 9 현금 관리·비밀유지·비품</w:t>
+      </w:r>
+    </w:p>
+    <w:p>
+      <w:pPr>
+        <w:spacing w:after="60" w:line="264"/>
+      </w:pPr>
+      <w:r>
+        <w:rPr>
+          <w:rFonts w:ascii="Calibri" w:eastAsia="Malgun Gothic" w:hAnsi="Calibri"/>
+          <w:b w:val="false"/>
+          <w:bCs w:val="false"/>
+          <w:sz w:val="20"/>
+          <w:szCs w:val="20"/>
+        </w:rPr>
+        <w:t xml:space="preserve">Der/Die Arbeitnehmer/in behandelt die Kasse mit Sorgfalt, führt den Tagesabschluss nach den Vorgaben des Arbeitgebers durch und meldet Fehlbeträge oder Unregelmäßigkeiten unverzüglich. Über Geschäfts- und Betriebsgeheimnisse (u. a. Umsätze, Kundendaten, Zugangscodes) ist Stillschweigen zu bewahren, auch nach Beendigung des Arbeitsverhältnisses. Überlassene Schlüssel, Zugangscodes und Arbeitsmittel sind bei Beendigung zurückzugeben.</w:t>
       </w:r>
     </w:p>
     <w:p>
@@ -839,7 +839,7 @@
           <w:sz w:val="18"/>
           <w:szCs w:val="18"/>
         </w:rPr>
-        <w:t xml:space="preserve">독일 최저임금법 § 17에 따라 매일의 근무 시작·종료·시간을 늦어도 7일 이내에 기록해야 한다(사용자의 스케줄/포스 시스템 또는 근무시간 기록표 사용). 근로자는 기록에 협조하고 요청 시 서명으로 확인한다.</w:t>
+        <w:t xml:space="preserve">근로자는 시재(현금)를 주의 깊게 관리하고 사용자 지침에 따라 일일 마감을 수행하며, 부족액·이상 발견 시 즉시 보고한다. 매출, 고객정보, 출입코드 등 영업비밀은 재직 중은 물론 퇴사 후에도 비밀로 유지한다. 지급받은 열쇠·코드·비품은 계약 종료 시 반납한다.</w:t>
       </w:r>
     </w:p>
     <w:p>
@@ -854,7 +854,7 @@
           <w:sz w:val="21"/>
           <w:szCs w:val="21"/>
         </w:rPr>
-        <w:t xml:space="preserve">§ 10 Kassenführung, Verschwiegenheit und Eigentum</w:t>
+        <w:t xml:space="preserve">§ 10 Kündigung</w:t>
       </w:r>
       <w:r>
         <w:rPr>
@@ -865,22 +865,22 @@
           <w:sz w:val="19"/>
           <w:szCs w:val="19"/>
         </w:rPr>
-        <w:t xml:space="preserve">   § 10 현금 관리·비밀유지·비품</w:t>
-      </w:r>
-    </w:p>
-    <w:p>
-      <w:pPr>
-        <w:spacing w:after="60" w:line="264"/>
-      </w:pPr>
-      <w:r>
-        <w:rPr>
-          <w:rFonts w:ascii="Calibri" w:eastAsia="Malgun Gothic" w:hAnsi="Calibri"/>
-          <w:b w:val="false"/>
-          <w:bCs w:val="false"/>
-          <w:sz w:val="20"/>
-          <w:szCs w:val="20"/>
-        </w:rPr>
-        <w:t xml:space="preserve">Der/Die Arbeitnehmer/in behandelt die Kasse mit Sorgfalt, führt den Tagesabschluss nach den Vorgaben des Arbeitgebers durch und meldet Fehlbeträge oder Unregelmäßigkeiten unverzüglich. Über Geschäfts- und Betriebsgeheimnisse (u. a. Umsätze, Kundendaten, Zugangscodes) ist Stillschweigen zu bewahren, auch nach Beendigung des Arbeitsverhältnisses. Überlassene Schlüssel, Zugangscodes und Arbeitsmittel sind bei Beendigung zurückzugeben.</w:t>
+        <w:t xml:space="preserve">   § 10 계약 해지(해고·사직)</w:t>
+      </w:r>
+    </w:p>
+    <w:p>
+      <w:pPr>
+        <w:spacing w:after="60" w:line="264"/>
+      </w:pPr>
+      <w:r>
+        <w:rPr>
+          <w:rFonts w:ascii="Calibri" w:eastAsia="Malgun Gothic" w:hAnsi="Calibri"/>
+          <w:b w:val="false"/>
+          <w:bCs w:val="false"/>
+          <w:sz w:val="20"/>
+          <w:szCs w:val="20"/>
+        </w:rPr>
+        <w:t xml:space="preserve">Nach Ablauf der Probezeit gelten die gesetzlichen Kündigungsfristen des § 622 BGB (Grundfrist: vier Wochen zum Fünfzehnten oder zum Ende eines Kalendermonats). Jede Kündigung bedarf der Schriftform (§ 623 BGB).</w:t>
       </w:r>
     </w:p>
     <w:p>
@@ -894,7 +894,7 @@
           <w:sz w:val="18"/>
           <w:szCs w:val="18"/>
         </w:rPr>
-        <w:t xml:space="preserve">근로자는 시재(현금)를 주의 깊게 관리하고 사용자 지침에 따라 일일 마감을 수행하며, 부족액·이상 발견 시 즉시 보고한다. 매출, 고객정보, 출입코드 등 영업비밀은 재직 중은 물론 퇴사 후에도 비밀로 유지한다. 지급받은 열쇠·코드·비품은 계약 종료 시 반납한다.</w:t>
+        <w:t xml:space="preserve">수습기간 이후에는 독일 민법 § 622의 법정 예고기간(기본: 4주 전 통보, 매월 15일 또는 말일자)이 적용된다. 해지는 반드시 서면(자필 서명)으로 해야 하며, 문자·이메일 통보는 효력이 없다.</w:t>
       </w:r>
     </w:p>
     <w:p>
@@ -909,7 +909,7 @@
           <w:sz w:val="21"/>
           <w:szCs w:val="21"/>
         </w:rPr>
-        <w:t xml:space="preserve">§ 11 Kündigung</w:t>
+        <w:t xml:space="preserve">§ 11 Schlussbestimmungen</w:t>
       </w:r>
       <w:r>
         <w:rPr>
@@ -920,62 +920,7 @@
           <w:sz w:val="19"/>
           <w:szCs w:val="19"/>
         </w:rPr>
-        <w:t xml:space="preserve">   § 11 계약 해지(해고·사직)</w:t>
-      </w:r>
-    </w:p>
-    <w:p>
-      <w:pPr>
-        <w:spacing w:after="60" w:line="264"/>
-      </w:pPr>
-      <w:r>
-        <w:rPr>
-          <w:rFonts w:ascii="Calibri" w:eastAsia="Malgun Gothic" w:hAnsi="Calibri"/>
-          <w:b w:val="false"/>
-          <w:bCs w:val="false"/>
-          <w:sz w:val="20"/>
-          <w:szCs w:val="20"/>
-        </w:rPr>
-        <w:t xml:space="preserve">Nach Ablauf der Probezeit gelten die gesetzlichen Kündigungsfristen des § 622 BGB (Grundfrist: vier Wochen zum Fünfzehnten oder zum Ende eines Kalendermonats). Jede Kündigung bedarf der Schriftform (§ 623 BGB).</w:t>
-      </w:r>
-    </w:p>
-    <w:p>
-      <w:pPr>
-        <w:spacing w:after="200" w:line="252"/>
-      </w:pPr>
-      <w:r>
-        <w:rPr>
-          <w:rFonts w:ascii="Calibri" w:eastAsia="Malgun Gothic" w:hAnsi="Calibri"/>
-          <w:color w:val="595959"/>
-          <w:sz w:val="18"/>
-          <w:szCs w:val="18"/>
-        </w:rPr>
-        <w:t xml:space="preserve">수습기간 이후에는 독일 민법 § 622의 법정 예고기간(기본: 4주 전 통보, 매월 15일 또는 말일자)이 적용된다. 해지는 반드시 서면(자필 서명)으로 해야 하며, 문자·이메일 통보는 효력이 없다.</w:t>
-      </w:r>
-    </w:p>
-    <w:p>
-      <w:pPr>
-        <w:spacing w:after="80" w:before="200"/>
-      </w:pPr>
-      <w:r>
-        <w:rPr>
-          <w:rFonts w:ascii="Calibri" w:eastAsia="Malgun Gothic" w:hAnsi="Calibri"/>
-          <w:b/>
-          <w:bCs/>
-          <w:sz w:val="21"/>
-          <w:szCs w:val="21"/>
-        </w:rPr>
-        <w:t xml:space="preserve">§ 12 Schlussbestimmungen</w:t>
-      </w:r>
-      <w:r>
-        <w:rPr>
-          <w:rFonts w:ascii="Calibri" w:eastAsia="Malgun Gothic" w:hAnsi="Calibri"/>
-          <w:b/>
-          <w:bCs/>
-          <w:color w:val="404040"/>
-          <w:sz w:val="19"/>
-          <w:szCs w:val="19"/>
-        </w:rPr>
-        <w:t xml:space="preserve">   § 12 기타 조항</w:t>
+        <w:t xml:space="preserve">   § 11 기타 조항</w:t>
       </w:r>
     </w:p>
     <w:p>
